--- a/articles/Week5_Totals.docx
+++ b/articles/Week5_Totals.docx
@@ -31,7 +31,7 @@
         <w:spacing w:after="160" w:line="276"/>
       </w:pPr>
       <w:r>
-        <w:t xml:space="preserve">Every figure here is checked against the underlying data before it is written. Grades, ranks and per-game scoring are re-derived from team_pff_grades_2026.csv and the built board; each player's role, carry or target share and production come from the 2026 PFF season files; the model numbers, residuals and points checks are recomputed from diversions_2026wk5.json rather than carried over from the draft. That check caught real errors this week: a record off by a game, a set of truncated per-game averages, two carry shares that were wrong, and five spread cross-check figures that had been computed two different ways. All are corrected below. Kickoffs verified: all picks are Saturday in Eastern time.</w:t>
+        <w:t xml:space="preserve">Every figure here is checked against the underlying data before it is written. Grades, ranks and per-game scoring are re-derived from team_pff_grades_2026.csv and the built board; each player's role, carry or target share and production come from the 2026 PFF season files; the model numbers, residuals and points checks are recomputed from diversions_2026wk5.json rather than carried over from the draft. That check caught real errors this week: a record off by a game, a set of truncated per-game averages, two carry shares that were wrong, and five spread cross-check figures that had been computed two different ways. All are corrected below. Kickoffs verified: all 15 picks are Saturday in Eastern time, including Fresno State at Washington State, which reads Sunday 01:30 in UTC and is 21:30 Saturday in Eastern. None had kicked off when the board was built.</w:t>
       </w:r>
     </w:p>
     <w:p>
@@ -63,7 +63,7 @@
         <w:spacing w:after="160" w:line="276"/>
       </w:pPr>
       <w:r>
-        <w:t xml:space="preserve">A points-based expectation — each team’s own scoring blended with what its opponent allows — is reported for every pick and acted on for none. Week 4 tested the other way round: four totals were replaced after that check disagreed with the residual, the four removed went 3-1, the four kept went 1-2-1, and the swap cost 3.10 units. Three of those four substitutions were simply wrong. So the check is here as information, and where it disagrees the card says so and takes the residual anyway. Two of the five below are in that position.</w:t>
+        <w:t xml:space="preserve">A points-based expectation — each team’s own scoring blended with what its opponent allows — is reported for every pick and acted on for none. Week 4 tested the other way round: four totals were replaced after that check disagreed with the residual, the four removed went 3-1, the four kept went 1-2-1, and the swap cost 3.10 units. Three of those four substitutions were simply wrong. So the check is here as information, and where it disagrees the card says so and takes the residual anyway. One of the five below is a pick the check argues against outright, and a second sits within half a point of neutral.</w:t>
       </w:r>
     </w:p>
     <w:p>

--- a/articles/Week5_Totals.docx
+++ b/articles/Week5_Totals.docx
@@ -1597,7 +1597,7 @@
         <w:spacing w:after="160" w:line="276"/>
       </w:pPr>
       <w:r>
-        <w:t xml:space="preserve">Book has 62.5, the model 53.4, residual -5.4. This is the pick on the card with the most evidence against it, and it is here because of a result from last week rather than in spite of one.</w:t>
+        <w:t xml:space="preserve">Book has 62.5, the model 53.4, residual -5.4. There is more evidence against this pick than for it, and it is here because of a result from last week rather than in spite of one.</w:t>
       </w:r>
     </w:p>
     <w:p>
@@ -1621,7 +1621,7 @@
         <w:spacing w:after="160" w:line="276"/>
       </w:pPr>
       <w:r>
-        <w:t xml:space="preserve">The case for is that 62.5 asks these two for 63 points in a game where Illinois rank 10th in Success Rate on offense but 113th on defense, and Purdue 48th and 136th. Purdue allowing 39.5 a game is the number that built both Over records, and the model reads Illinois as a 17.6-point favorite, a scoreline nearer 38-17 than a shootout. This card also lays Illinois -10.0 in the same game. The two win together on 31-17 or 38-24 and split on 45-28, where the lay cashes and the Under does not, which is why there is no third position in this game. Sized the same as everything else, and flagged as the one most likely to be wrong.</w:t>
+        <w:t xml:space="preserve">The case for is that 62.5 asks these two for 63 points in a game where Illinois rank 10th in Success Rate on offense but 113th on defense, and Purdue 48th and 136th. Purdue allowing 39.5 a game is the number that built both Over records, and the model reads Illinois as a 17.6-point favorite, a scoreline nearer 38-17 than a shootout. This card also lays Illinois -10.0 in the same game. The two win together on 31-17 or 38-24 and split on 45-28, where the lay cashes and the Under does not, which is why there is no third position in this game. Sized the same as everything else, and flagged rather than quietly included.</w:t>
       </w:r>
     </w:p>
     <w:p>
@@ -2182,7 +2182,7 @@
         <w:spacing w:after="160" w:line="276"/>
       </w:pPr>
       <w:r>
-        <w:t xml:space="preserve">Book has 58.5, the model 56.2, residual -5.2, and the points check at 55.5 for a -3.0 lean the same way. This is the only Under on the card where both reads agree.</w:t>
+        <w:t xml:space="preserve">Book has 58.5, the model 56.2, residual -5.2, and the points check at 55.5 for a -3.0 lean the same way.</w:t>
       </w:r>
     </w:p>
     <w:p>
@@ -2743,7 +2743,7 @@
         <w:spacing w:after="160" w:line="276"/>
       </w:pPr>
       <w:r>
-        <w:t xml:space="preserve">The Over case is James Madison themselves, scoring 44.8 a game and playing 15th-fastest tempo, the fastest on this card. A 19-point spread with a fast favorite can produce a 45-10 game that clears 56 on its own, and that is the way this loses. Both teams are 2-2 to the Over, so the records help neither side.</w:t>
+        <w:t xml:space="preserve">The Over case is James Madison themselves, scoring 44.8 a game and playing 15th-fastest tempo nationally. A 19-point spread with a fast favorite can produce a 45-10 game that clears 56 on its own, and that is the way this loses. Both teams are 2-2 to the Over, so the records help neither side.</w:t>
       </w:r>
     </w:p>
     <w:p>

--- a/articles/Week5_Totals.docx
+++ b/articles/Week5_Totals.docx
@@ -31,7 +31,7 @@
         <w:spacing w:after="160" w:line="276"/>
       </w:pPr>
       <w:r>
-        <w:t xml:space="preserve">Every figure here is checked against the underlying data before it is written. Grades, ranks and per-game scoring are re-derived from team_pff_grades_2026.csv and the built board; each player's role, carry or target share and production come from the 2026 PFF season files; the model numbers, residuals and points checks are recomputed from diversions_2026wk5.json rather than carried over from the draft. That check caught real errors this week: a record off by a game, a set of truncated per-game averages, two carry shares that were wrong, and five spread cross-check figures that had been computed two different ways. All are corrected below. Kickoffs verified: all 15 picks are Saturday in Eastern time, including Fresno State at Washington State, which reads Sunday 01:30 in UTC and is 21:30 Saturday in Eastern. None had kicked off when the board was built.</w:t>
+        <w:t xml:space="preserve">Every figure below is checked against the source data before it is written. Team grades, five-factor ranks and per-game scoring come from the 2026 PFF team grades and the season-to-date CFBData ranks; each player's role, share and production come from the 2026 PFF season files. Per-game scoring uses each team's own game count, which is three, four or five this week. Where a rank ends in .5 the teams are tied and it is written as “tied Nth”. All fifteen kickoffs are verified Saturday in Eastern time.</w:t>
       </w:r>
     </w:p>
     <w:p>
@@ -47,7 +47,7 @@
         <w:spacing w:after="160" w:line="276"/>
       </w:pPr>
       <w:r>
-        <w:t xml:space="preserve">Five totals, ranked by residual. The predicted total sums two team-total ratings that are not adjusted for the opponent, while the market is, and that single missing adjustment is most of what the model’s disagreement with the book actually measures.</w:t>
+        <w:t xml:space="preserve">Five totals, ranked on the residual. The predicted total sums two team-total ratings that are not adjusted for the opponent, while the market is, and that single missing adjustment accounts for most of what a raw disagreement with the market actually measures.</w:t>
       </w:r>
     </w:p>
     <w:p>
@@ -55,7 +55,7 @@
         <w:spacing w:after="160" w:line="276"/>
       </w:pPr>
       <w:r>
-        <w:t xml:space="preserve">The size of it is measurable. Across these 49 games the correlation between a game’s average defensive Success Rate rank and the model’s Over lean is -0.66, after -0.13 in week 2, -0.46 in week 3 and -0.73 in week 4. The model’s mean lean is +1.7 points toward the Over and 31 of 49 games lean Over. In the two games where both defenses rank inside the top 45 it leans Over by 8.9 points; in the eight where both sit in the bottom 45 it leans Under by 2.9. The residual is what is left of each gap once that tilt is fitted out, and it is what this card selects on.</w:t>
+        <w:t xml:space="preserve">The size of it is measurable. Across these 49 games the correlation between a game’s average defensive Success Rate rank and the model’s Over lean is -0.66, after -0.13 in week 2, -0.46 in week 3 and -0.73 in week 4. The mean lean is +1.7 points toward the Over and 31 of 49 games lean Over. Where both defences rank inside the top 45 the model leans Over by 8.9 points; where both sit in the bottom 45 it leans Under by 2.9. The residual is what survives once that tilt is fitted out, and it is what these five are ranked on.</w:t>
       </w:r>
     </w:p>
     <w:p>
@@ -63,7 +63,7 @@
         <w:spacing w:after="160" w:line="276"/>
       </w:pPr>
       <w:r>
-        <w:t xml:space="preserve">A points-based expectation — each team’s own scoring blended with what its opponent allows — is reported for every pick and acted on for none. Week 4 tested the other way round: four totals were replaced after that check disagreed with the residual, the four removed went 3-1, the four kept went 1-2-1, and the swap cost 3.10 units. Three of those four substitutions were simply wrong. So the check is here as information, and where it disagrees the card says so and takes the residual anyway. One of the five below is a pick the check argues against outright, and a second sits within half a point of neutral.</w:t>
+        <w:t xml:space="preserve">A points-based expectation — each team’s own scoring blended with what its opponent allows — is reported for every pick. It is not used to overrule the residual, and the reason is on the record: in week 4 four totals were replaced after that check disagreed, the four removed went 3-1, the four kept went 1-2-1, and the swap cost 3.10 units. This week the question does not arise. All five picks below have the residual and the points check leaning the same way, which is not usually the case.</w:t>
       </w:r>
     </w:p>
     <w:p>
@@ -71,7 +71,7 @@
         <w:spacing w:after="160" w:line="276"/>
       </w:pPr>
       <w:r>
-        <w:t xml:space="preserve">Honest caveat on the method: -0.66 across 49 games is a real structural feature, not noise, but the residual is still not validated against results. Totals are 6-6-2 and -0.60 units on the season, the least bad of the three categories, which is not the same as a demonstrated edge.</w:t>
+        <w:t xml:space="preserve">The method’s limits, plainly. A -0.66 correlation across 49 games is a real structural feature rather than noise, but the residual has never been validated against results. Totals are 6-6-2 and -0.60 units on the season, the least bad of the three categories, which is not the same as an edge. On sample size, stated once: 44 graded picks is far too few to establish or refute an edge. Separating a genuine 55% win rate from breakeven at -110 takes roughly 1,400 bets. Read what follows as positions with their reasoning and their risks written down, not as a demonstrated advantage.</w:t>
       </w:r>
     </w:p>
     <w:p>
@@ -79,7 +79,7 @@
         <w:spacing w:after="160" w:line="276"/>
       </w:pPr>
       <w:r>
-        <w:t xml:space="preserve">Ratings and the Five Factors come from the 2026 workbook (SP+, TAN, team totals, and the CFBData26 season-to-date ranks, out of 138 teams). Player lines are 2026 PFF season to date. Records, ATS and over/under are TeamRankings, 2026 to date. The PFF team grade file now covers four games for 120 teams, three for ten and five for eight, so points for and against are quoted per game against each team's own count. Where a rank ends in .5 the teams are tied and it is written as “tied Nth”.</w:t>
+        <w:t xml:space="preserve">Ratings and the Five Factors come from the 2026 workbook: SP+, TAN, implied team totals and the season-to-date CFBData ranks, out of 138 teams. Player lines are 2026 PFF season to date. Records, ATS and over/under records are TeamRankings, 2026 to date. The PFF team grade file covers four games for 120 teams, three for ten and five for eight.</w:t>
       </w:r>
     </w:p>
     <w:p>
@@ -93,23 +93,19 @@
     <w:p>
       <w:pPr>
         <w:pStyle w:val="Heading2"/>
-        <w:spacing w:after="40"/>
-      </w:pPr>
-      <w:r>
-        <w:t xml:space="preserve">Over 45.5</w:t>
-      </w:r>
-    </w:p>
-    <w:p>
-      <w:pPr>
+        <w:spacing w:after="20"/>
+      </w:pPr>
+      <w:r>
+        <w:t xml:space="preserve">Eastern Michigan Eagles @ UMass Minutemen</w:t>
+      </w:r>
+    </w:p>
+    <w:p>
+      <w:pPr>
+        <w:pStyle w:val="Heading3"/>
         <w:spacing w:after="200"/>
       </w:pPr>
       <w:r>
-        <w:rPr>
-          <w:color w:val="5A6270"/>
-          <w:sz w:val="21"/>
-          <w:szCs w:val="21"/>
-        </w:rPr>
-        <w:t xml:space="preserve">Ohio State Buckeyes @ Iowa Hawkeyes</w:t>
+        <w:t xml:space="preserve">Under 48.5</w:t>
       </w:r>
     </w:p>
     <w:tbl>
@@ -171,7 +167,7 @@
                 <w:sz w:val="19"/>
                 <w:szCs w:val="19"/>
               </w:rPr>
-              <w:t xml:space="preserve">45.5</w:t>
+              <w:t xml:space="preserve">48.5</w:t>
             </w:r>
           </w:p>
         </w:tc>
@@ -219,7 +215,7 @@
                 <w:sz w:val="19"/>
                 <w:szCs w:val="19"/>
               </w:rPr>
-              <w:t xml:space="preserve">59.5</w:t>
+              <w:t xml:space="preserve">46.4</w:t>
             </w:r>
           </w:p>
         </w:tc>
@@ -267,7 +263,7 @@
                 <w:sz w:val="19"/>
                 <w:szCs w:val="19"/>
               </w:rPr>
-              <w:t xml:space="preserve">+7.1, the largest on the board</w:t>
+              <w:t xml:space="preserve">-4.4</w:t>
             </w:r>
           </w:p>
         </w:tc>
@@ -315,16 +311,160 @@
                 <w:sz w:val="19"/>
                 <w:szCs w:val="19"/>
               </w:rPr>
-              <w:t xml:space="preserve">49.0, so +3.5 and agreeing</w:t>
-            </w:r>
-          </w:p>
-        </w:tc>
-      </w:tr>
-      <w:tr>
-        <w:tc>
-          <w:tcPr>
-            <w:tcW w:type="dxa" w:w="3830"/>
-            <w:shd w:fill="FFFFFF" w:val="clear"/>
+              <w:t xml:space="preserve">47.6, agreeing</w:t>
+            </w:r>
+          </w:p>
+        </w:tc>
+      </w:tr>
+      <w:tr>
+        <w:tc>
+          <w:tcPr>
+            <w:tcW w:type="dxa" w:w="3830"/>
+            <w:shd w:fill="FFFFFF" w:val="clear"/>
+            <w:tcMar>
+              <w:top w:type="dxa" w:w="60"/>
+              <w:left w:type="dxa" w:w="120"/>
+              <w:bottom w:type="dxa" w:w="60"/>
+              <w:right w:type="dxa" w:w="120"/>
+            </w:tcMar>
+          </w:tcPr>
+          <w:p>
+            <w:r>
+              <w:rPr>
+                <w:b w:val="false"/>
+                <w:bCs w:val="false"/>
+                <w:sz w:val="19"/>
+                <w:szCs w:val="19"/>
+              </w:rPr>
+              <w:t xml:space="preserve">Over records</w:t>
+            </w:r>
+          </w:p>
+        </w:tc>
+        <w:tc>
+          <w:tcPr>
+            <w:tcW w:type="dxa" w:w="6250"/>
+            <w:shd w:fill="FFFFFF" w:val="clear"/>
+            <w:tcMar>
+              <w:top w:type="dxa" w:w="60"/>
+              <w:left w:type="dxa" w:w="120"/>
+              <w:bottom w:type="dxa" w:w="60"/>
+              <w:right w:type="dxa" w:w="120"/>
+            </w:tcMar>
+          </w:tcPr>
+          <w:p>
+            <w:r>
+              <w:rPr>
+                <w:b/>
+                <w:bCs/>
+                <w:sz w:val="19"/>
+                <w:szCs w:val="19"/>
+              </w:rPr>
+              <w:t xml:space="preserve">Eastern Michigan 1-4, UMass 1-3</w:t>
+            </w:r>
+          </w:p>
+        </w:tc>
+      </w:tr>
+      <w:tr>
+        <w:tc>
+          <w:tcPr>
+            <w:tcW w:type="dxa" w:w="3830"/>
+            <w:shd w:fill="F4F5F7" w:val="clear"/>
+            <w:tcMar>
+              <w:top w:type="dxa" w:w="60"/>
+              <w:left w:type="dxa" w:w="120"/>
+              <w:bottom w:type="dxa" w:w="60"/>
+              <w:right w:type="dxa" w:w="120"/>
+            </w:tcMar>
+          </w:tcPr>
+          <w:p>
+            <w:r>
+              <w:rPr>
+                <w:b w:val="false"/>
+                <w:bCs w:val="false"/>
+                <w:sz w:val="19"/>
+                <w:szCs w:val="19"/>
+              </w:rPr>
+              <w:t xml:space="preserve">Tempo</w:t>
+            </w:r>
+          </w:p>
+        </w:tc>
+        <w:tc>
+          <w:tcPr>
+            <w:tcW w:type="dxa" w:w="6250"/>
+            <w:shd w:fill="F4F5F7" w:val="clear"/>
+            <w:tcMar>
+              <w:top w:type="dxa" w:w="60"/>
+              <w:left w:type="dxa" w:w="120"/>
+              <w:bottom w:type="dxa" w:w="60"/>
+              <w:right w:type="dxa" w:w="120"/>
+            </w:tcMar>
+          </w:tcPr>
+          <w:p>
+            <w:r>
+              <w:rPr>
+                <w:b/>
+                <w:bCs/>
+                <w:sz w:val="19"/>
+                <w:szCs w:val="19"/>
+              </w:rPr>
+              <w:t xml:space="preserve">UMass 138th of 138, Eastern Michigan 98th</w:t>
+            </w:r>
+          </w:p>
+        </w:tc>
+      </w:tr>
+      <w:tr>
+        <w:tc>
+          <w:tcPr>
+            <w:tcW w:type="dxa" w:w="3830"/>
+            <w:shd w:fill="FFFFFF" w:val="clear"/>
+            <w:tcMar>
+              <w:top w:type="dxa" w:w="60"/>
+              <w:left w:type="dxa" w:w="120"/>
+              <w:bottom w:type="dxa" w:w="60"/>
+              <w:right w:type="dxa" w:w="120"/>
+            </w:tcMar>
+          </w:tcPr>
+          <w:p>
+            <w:r>
+              <w:rPr>
+                <w:b w:val="false"/>
+                <w:bCs w:val="false"/>
+                <w:sz w:val="19"/>
+                <w:szCs w:val="19"/>
+              </w:rPr>
+              <w:t xml:space="preserve">UMass defense</w:t>
+            </w:r>
+          </w:p>
+        </w:tc>
+        <w:tc>
+          <w:tcPr>
+            <w:tcW w:type="dxa" w:w="6250"/>
+            <w:shd w:fill="FFFFFF" w:val="clear"/>
+            <w:tcMar>
+              <w:top w:type="dxa" w:w="60"/>
+              <w:left w:type="dxa" w:w="120"/>
+              <w:bottom w:type="dxa" w:w="60"/>
+              <w:right w:type="dxa" w:w="120"/>
+            </w:tcMar>
+          </w:tcPr>
+          <w:p>
+            <w:r>
+              <w:rPr>
+                <w:b/>
+                <w:bCs/>
+                <w:sz w:val="19"/>
+                <w:szCs w:val="19"/>
+              </w:rPr>
+              <w:t xml:space="preserve">1st in Finishing Drives allowed, 12.8 points a game</w:t>
+            </w:r>
+          </w:p>
+        </w:tc>
+      </w:tr>
+      <w:tr>
+        <w:tc>
+          <w:tcPr>
+            <w:tcW w:type="dxa" w:w="3830"/>
+            <w:shd w:fill="F4F5F7" w:val="clear"/>
             <w:tcMar>
               <w:top w:type="dxa" w:w="60"/>
               <w:left w:type="dxa" w:w="120"/>
@@ -347,119 +487,23 @@
         <w:tc>
           <w:tcPr>
             <w:tcW w:type="dxa" w:w="6250"/>
-            <w:shd w:fill="FFFFFF" w:val="clear"/>
-            <w:tcMar>
-              <w:top w:type="dxa" w:w="60"/>
-              <w:left w:type="dxa" w:w="120"/>
-              <w:bottom w:type="dxa" w:w="60"/>
-              <w:right w:type="dxa" w:w="120"/>
-            </w:tcMar>
-          </w:tcPr>
-          <w:p>
-            <w:r>
-              <w:rPr>
-                <w:b/>
-                <w:bCs/>
-                <w:sz w:val="19"/>
-                <w:szCs w:val="19"/>
-              </w:rPr>
-              <w:t xml:space="preserve">Ohio State -14.0</w:t>
-            </w:r>
-          </w:p>
-        </w:tc>
-      </w:tr>
-      <w:tr>
-        <w:tc>
-          <w:tcPr>
-            <w:tcW w:type="dxa" w:w="3830"/>
-            <w:shd w:fill="F4F5F7" w:val="clear"/>
-            <w:tcMar>
-              <w:top w:type="dxa" w:w="60"/>
-              <w:left w:type="dxa" w:w="120"/>
-              <w:bottom w:type="dxa" w:w="60"/>
-              <w:right w:type="dxa" w:w="120"/>
-            </w:tcMar>
-          </w:tcPr>
-          <w:p>
-            <w:r>
-              <w:rPr>
-                <w:b w:val="false"/>
-                <w:bCs w:val="false"/>
-                <w:sz w:val="19"/>
-                <w:szCs w:val="19"/>
-              </w:rPr>
-              <w:t xml:space="preserve">Ohio State</w:t>
-            </w:r>
-          </w:p>
-        </w:tc>
-        <w:tc>
-          <w:tcPr>
-            <w:tcW w:type="dxa" w:w="6250"/>
-            <w:shd w:fill="F4F5F7" w:val="clear"/>
-            <w:tcMar>
-              <w:top w:type="dxa" w:w="60"/>
-              <w:left w:type="dxa" w:w="120"/>
-              <w:bottom w:type="dxa" w:w="60"/>
-              <w:right w:type="dxa" w:w="120"/>
-            </w:tcMar>
-          </w:tcPr>
-          <w:p>
-            <w:r>
-              <w:rPr>
-                <w:b/>
-                <w:bCs/>
-                <w:sz w:val="19"/>
-                <w:szCs w:val="19"/>
-              </w:rPr>
-              <w:t xml:space="preserve">3-1, 45.0 points a game, 7th in Success Rate, 92.3 offense grade</w:t>
-            </w:r>
-          </w:p>
-        </w:tc>
-      </w:tr>
-      <w:tr>
-        <w:tc>
-          <w:tcPr>
-            <w:tcW w:type="dxa" w:w="3830"/>
-            <w:shd w:fill="FFFFFF" w:val="clear"/>
-            <w:tcMar>
-              <w:top w:type="dxa" w:w="60"/>
-              <w:left w:type="dxa" w:w="120"/>
-              <w:bottom w:type="dxa" w:w="60"/>
-              <w:right w:type="dxa" w:w="120"/>
-            </w:tcMar>
-          </w:tcPr>
-          <w:p>
-            <w:r>
-              <w:rPr>
-                <w:b w:val="false"/>
-                <w:bCs w:val="false"/>
-                <w:sz w:val="19"/>
-                <w:szCs w:val="19"/>
-              </w:rPr>
-              <w:t xml:space="preserve">Iowa</w:t>
-            </w:r>
-          </w:p>
-        </w:tc>
-        <w:tc>
-          <w:tcPr>
-            <w:tcW w:type="dxa" w:w="6250"/>
-            <w:shd w:fill="FFFFFF" w:val="clear"/>
-            <w:tcMar>
-              <w:top w:type="dxa" w:w="60"/>
-              <w:left w:type="dxa" w:w="120"/>
-              <w:bottom w:type="dxa" w:w="60"/>
-              <w:right w:type="dxa" w:w="120"/>
-            </w:tcMar>
-          </w:tcPr>
-          <w:p>
-            <w:r>
-              <w:rPr>
-                <w:b/>
-                <w:bCs/>
-                <w:sz w:val="19"/>
-                <w:szCs w:val="19"/>
-              </w:rPr>
-              <w:t xml:space="preserve">4-0, 8.0 allowed a game, 4th Success Rate defense, 1-3 to the Over</w:t>
+            <w:shd w:fill="F4F5F7" w:val="clear"/>
+            <w:tcMar>
+              <w:top w:type="dxa" w:w="60"/>
+              <w:left w:type="dxa" w:w="120"/>
+              <w:bottom w:type="dxa" w:w="60"/>
+              <w:right w:type="dxa" w:w="120"/>
+            </w:tcMar>
+          </w:tcPr>
+          <w:p>
+            <w:r>
+              <w:rPr>
+                <w:b/>
+                <w:bCs/>
+                <w:sz w:val="19"/>
+                <w:szCs w:val="19"/>
+              </w:rPr>
+              <w:t xml:space="preserve">UMass -6.0</w:t>
             </w:r>
           </w:p>
         </w:tc>
@@ -475,7 +519,7 @@
         <w:spacing w:after="160" w:line="276"/>
       </w:pPr>
       <w:r>
-        <w:t xml:space="preserve">Book has 45.5, the model 59.5. After the defensive tilt is taken out the residual is +7.1, the largest on the slate, and the points-based check agrees: it puts the game at 49.0, three and a half points above the number.</w:t>
+        <w:t xml:space="preserve">Book has 48.5, the model 46.4, residual -4.4, and the points check at 47.6. Every reading available points the same way, which is rare enough to be the reason this leads the card.</w:t>
       </w:r>
     </w:p>
     <w:p>
@@ -483,7 +527,7 @@
         <w:spacing w:after="160" w:line="276"/>
       </w:pPr>
       <w:r>
-        <w:t xml:space="preserve">This is the shape the card got wrong last week and it is worth saying so plainly. Iowa at Michigan was the biggest raw gap among the week 4 games that had not yet kicked off, and it was left off for exactly this profile, two top-20 defenses and a low number. It finished Iowa 20, Michigan 19: 39 points against a total of 38.5, so the Over won by half a point. The exclusion was a judgment call made against the model's own signal and it was wrong.</w:t>
+        <w:t xml:space="preserve">Tempo is the structural argument. UMass play the slowest pace in the country, 138th of 138, and Eastern Michigan are 98th. Fewer snaps means fewer scoring chances, and the two teams are a combined 2-7 to the Over.</w:t>
       </w:r>
     </w:p>
     <w:p>
@@ -491,7 +535,7 @@
         <w:spacing w:after="160" w:line="276"/>
       </w:pPr>
       <w:r>
-        <w:t xml:space="preserve">Ohio State score 45.0 a game behind an offense ranked 7th in Success Rate, 24th in Explosiveness and tied 12th in Finishing Drives, on a 92.3 offense grade, 92.0 passing and 85.5 receiving. They have scored 180 points in four games.</w:t>
+        <w:t xml:space="preserve">UMass's defense ranks 1st nationally in Finishing Drives allowed and 6th in Explosiveness allowed, on a 92.2 defensive grade and 91.0 coverage, and has conceded 12.8 points a game. Eastern Michigan's offense ranks 122nd in Success Rate on a 58.5 passing grade and scores 19.0. Those two facts have to coexist with a 48.5 total, and they do not sit comfortably together.</w:t>
       </w:r>
     </w:p>
     <w:p>
@@ -499,7 +543,7 @@
         <w:spacing w:after="160" w:line="276"/>
       </w:pPr>
       <w:r>
-        <w:t xml:space="preserve">Iowa are the reason the number is 45.5 and the honest risk here: 4th in Success Rate defense, 9th in Finishing Drives, 6th in Field Position, 8.0 points allowed a game, and 1-3 to the Over. Their own offense ranks 83rd in Success Rate with a 65.0 passing grade, so the Over mostly needs Ohio State to do it alone. Asking one team for 46 points against that defense is a lot, and this is the pick that leans hardest on the residual being real.</w:t>
+        <w:t xml:space="preserve">The way this loses is UMass themselves, who score 36.3 a game behind an 85.1 run grade. If Eastern Michigan's 52.6 tackling grade gives way early and UMass reach the mid-30s alone, the Under needs Eastern Michigan held near single digits. This card also lays UMass -6.0 in the same game; the two win together on a controlled win and separate only if UMass run away with it at pace, which their 138th-ranked tempo argues against.</w:t>
       </w:r>
     </w:p>
     <w:p>
@@ -509,7 +553,7 @@
       <w:r>
         <w:drawing>
           <wp:inline distT="0" distB="0" distL="0" distR="0">
-            <wp:extent cx="6400800" cy="5048250"/>
+            <wp:extent cx="6400800" cy="5153025"/>
             <wp:effectExtent t="0" r="0" b="0" l="0"/>
             <wp:docPr id="11" name="" descr="" title=""/>
             <wp:cNvGraphicFramePr>
@@ -534,7 +578,7 @@
                   <pic:spPr bwMode="auto">
                     <a:xfrm>
                       <a:off x="0" y="0"/>
-                      <a:ext cx="6400800" cy="5048250"/>
+                      <a:ext cx="6400800" cy="5153025"/>
                     </a:xfrm>
                     <a:prstGeom prst="rect">
                       <a:avLst/>
@@ -630,23 +674,19 @@
     <w:p>
       <w:pPr>
         <w:pStyle w:val="Heading2"/>
-        <w:spacing w:after="40"/>
-      </w:pPr>
-      <w:r>
-        <w:t xml:space="preserve">Over 47.5</w:t>
-      </w:r>
-    </w:p>
-    <w:p>
-      <w:pPr>
+        <w:spacing w:after="20"/>
+      </w:pPr>
+      <w:r>
+        <w:t xml:space="preserve">California Golden Bears @ UNLV Rebels</w:t>
+      </w:r>
+    </w:p>
+    <w:p>
+      <w:pPr>
+        <w:pStyle w:val="Heading3"/>
         <w:spacing w:after="200"/>
       </w:pPr>
       <w:r>
-        <w:rPr>
-          <w:color w:val="5A6270"/>
-          <w:sz w:val="21"/>
-          <w:szCs w:val="21"/>
-        </w:rPr>
-        <w:t xml:space="preserve">Miami Hurricanes @ Clemson Tigers</w:t>
+        <w:t xml:space="preserve">Under 53.5</w:t>
       </w:r>
     </w:p>
     <w:tbl>
@@ -708,7 +748,7 @@
                 <w:sz w:val="19"/>
                 <w:szCs w:val="19"/>
               </w:rPr>
-              <w:t xml:space="preserve">47.5</w:t>
+              <w:t xml:space="preserve">53.5</w:t>
             </w:r>
           </w:p>
         </w:tc>
@@ -756,7 +796,7 @@
                 <w:sz w:val="19"/>
                 <w:szCs w:val="19"/>
               </w:rPr>
-              <w:t xml:space="preserve">57.5</w:t>
+              <w:t xml:space="preserve">52.5</w:t>
             </w:r>
           </w:p>
         </w:tc>
@@ -804,7 +844,7 @@
                 <w:sz w:val="19"/>
                 <w:szCs w:val="19"/>
               </w:rPr>
-              <w:t xml:space="preserve">+6.2</w:t>
+              <w:t xml:space="preserve">-3.5</w:t>
             </w:r>
           </w:p>
         </w:tc>
@@ -852,16 +892,160 @@
                 <w:sz w:val="19"/>
                 <w:szCs w:val="19"/>
               </w:rPr>
-              <w:t xml:space="preserve">51.9, so +4.4 and agreeing</w:t>
-            </w:r>
-          </w:p>
-        </w:tc>
-      </w:tr>
-      <w:tr>
-        <w:tc>
-          <w:tcPr>
-            <w:tcW w:type="dxa" w:w="3830"/>
-            <w:shd w:fill="FFFFFF" w:val="clear"/>
+              <w:t xml:space="preserve">46.4, which is 7.1 below the market</w:t>
+            </w:r>
+          </w:p>
+        </w:tc>
+      </w:tr>
+      <w:tr>
+        <w:tc>
+          <w:tcPr>
+            <w:tcW w:type="dxa" w:w="3830"/>
+            <w:shd w:fill="FFFFFF" w:val="clear"/>
+            <w:tcMar>
+              <w:top w:type="dxa" w:w="60"/>
+              <w:left w:type="dxa" w:w="120"/>
+              <w:bottom w:type="dxa" w:w="60"/>
+              <w:right w:type="dxa" w:w="120"/>
+            </w:tcMar>
+          </w:tcPr>
+          <w:p>
+            <w:r>
+              <w:rPr>
+                <w:b w:val="false"/>
+                <w:bCs w:val="false"/>
+                <w:sz w:val="19"/>
+                <w:szCs w:val="19"/>
+              </w:rPr>
+              <w:t xml:space="preserve">Over records</w:t>
+            </w:r>
+          </w:p>
+        </w:tc>
+        <w:tc>
+          <w:tcPr>
+            <w:tcW w:type="dxa" w:w="6250"/>
+            <w:shd w:fill="FFFFFF" w:val="clear"/>
+            <w:tcMar>
+              <w:top w:type="dxa" w:w="60"/>
+              <w:left w:type="dxa" w:w="120"/>
+              <w:bottom w:type="dxa" w:w="60"/>
+              <w:right w:type="dxa" w:w="120"/>
+            </w:tcMar>
+          </w:tcPr>
+          <w:p>
+            <w:r>
+              <w:rPr>
+                <w:b/>
+                <w:bCs/>
+                <w:sz w:val="19"/>
+                <w:szCs w:val="19"/>
+              </w:rPr>
+              <w:t xml:space="preserve">California 1-3, UNLV 0-4</w:t>
+            </w:r>
+          </w:p>
+        </w:tc>
+      </w:tr>
+      <w:tr>
+        <w:tc>
+          <w:tcPr>
+            <w:tcW w:type="dxa" w:w="3830"/>
+            <w:shd w:fill="F4F5F7" w:val="clear"/>
+            <w:tcMar>
+              <w:top w:type="dxa" w:w="60"/>
+              <w:left w:type="dxa" w:w="120"/>
+              <w:bottom w:type="dxa" w:w="60"/>
+              <w:right w:type="dxa" w:w="120"/>
+            </w:tcMar>
+          </w:tcPr>
+          <w:p>
+            <w:r>
+              <w:rPr>
+                <w:b w:val="false"/>
+                <w:bCs w:val="false"/>
+                <w:sz w:val="19"/>
+                <w:szCs w:val="19"/>
+              </w:rPr>
+              <w:t xml:space="preserve">Offenses</w:t>
+            </w:r>
+          </w:p>
+        </w:tc>
+        <w:tc>
+          <w:tcPr>
+            <w:tcW w:type="dxa" w:w="6250"/>
+            <w:shd w:fill="F4F5F7" w:val="clear"/>
+            <w:tcMar>
+              <w:top w:type="dxa" w:w="60"/>
+              <w:left w:type="dxa" w:w="120"/>
+              <w:bottom w:type="dxa" w:w="60"/>
+              <w:right w:type="dxa" w:w="120"/>
+            </w:tcMar>
+          </w:tcPr>
+          <w:p>
+            <w:r>
+              <w:rPr>
+                <w:b/>
+                <w:bCs/>
+                <w:sz w:val="19"/>
+                <w:szCs w:val="19"/>
+              </w:rPr>
+              <w:t xml:space="preserve">California 102nd Success Rate, UNLV 117th</w:t>
+            </w:r>
+          </w:p>
+        </w:tc>
+      </w:tr>
+      <w:tr>
+        <w:tc>
+          <w:tcPr>
+            <w:tcW w:type="dxa" w:w="3830"/>
+            <w:shd w:fill="FFFFFF" w:val="clear"/>
+            <w:tcMar>
+              <w:top w:type="dxa" w:w="60"/>
+              <w:left w:type="dxa" w:w="120"/>
+              <w:bottom w:type="dxa" w:w="60"/>
+              <w:right w:type="dxa" w:w="120"/>
+            </w:tcMar>
+          </w:tcPr>
+          <w:p>
+            <w:r>
+              <w:rPr>
+                <w:b w:val="false"/>
+                <w:bCs w:val="false"/>
+                <w:sz w:val="19"/>
+                <w:szCs w:val="19"/>
+              </w:rPr>
+              <w:t xml:space="preserve">California coverage</w:t>
+            </w:r>
+          </w:p>
+        </w:tc>
+        <w:tc>
+          <w:tcPr>
+            <w:tcW w:type="dxa" w:w="6250"/>
+            <w:shd w:fill="FFFFFF" w:val="clear"/>
+            <w:tcMar>
+              <w:top w:type="dxa" w:w="60"/>
+              <w:left w:type="dxa" w:w="120"/>
+              <w:bottom w:type="dxa" w:w="60"/>
+              <w:right w:type="dxa" w:w="120"/>
+            </w:tcMar>
+          </w:tcPr>
+          <w:p>
+            <w:r>
+              <w:rPr>
+                <w:b/>
+                <w:bCs/>
+                <w:sz w:val="19"/>
+                <w:szCs w:val="19"/>
+              </w:rPr>
+              <w:t xml:space="preserve">91.2 grade</w:t>
+            </w:r>
+          </w:p>
+        </w:tc>
+      </w:tr>
+      <w:tr>
+        <w:tc>
+          <w:tcPr>
+            <w:tcW w:type="dxa" w:w="3830"/>
+            <w:shd w:fill="F4F5F7" w:val="clear"/>
             <w:tcMar>
               <w:top w:type="dxa" w:w="60"/>
               <w:left w:type="dxa" w:w="120"/>
@@ -884,167 +1068,23 @@
         <w:tc>
           <w:tcPr>
             <w:tcW w:type="dxa" w:w="6250"/>
-            <w:shd w:fill="FFFFFF" w:val="clear"/>
-            <w:tcMar>
-              <w:top w:type="dxa" w:w="60"/>
-              <w:left w:type="dxa" w:w="120"/>
-              <w:bottom w:type="dxa" w:w="60"/>
-              <w:right w:type="dxa" w:w="120"/>
-            </w:tcMar>
-          </w:tcPr>
-          <w:p>
-            <w:r>
-              <w:rPr>
-                <w:b/>
-                <w:bCs/>
-                <w:sz w:val="19"/>
-                <w:szCs w:val="19"/>
-              </w:rPr>
-              <w:t xml:space="preserve">Miami -16.5</w:t>
-            </w:r>
-          </w:p>
-        </w:tc>
-      </w:tr>
-      <w:tr>
-        <w:tc>
-          <w:tcPr>
-            <w:tcW w:type="dxa" w:w="3830"/>
-            <w:shd w:fill="F4F5F7" w:val="clear"/>
-            <w:tcMar>
-              <w:top w:type="dxa" w:w="60"/>
-              <w:left w:type="dxa" w:w="120"/>
-              <w:bottom w:type="dxa" w:w="60"/>
-              <w:right w:type="dxa" w:w="120"/>
-            </w:tcMar>
-          </w:tcPr>
-          <w:p>
-            <w:r>
-              <w:rPr>
-                <w:b w:val="false"/>
-                <w:bCs w:val="false"/>
-                <w:sz w:val="19"/>
-                <w:szCs w:val="19"/>
-              </w:rPr>
-              <w:t xml:space="preserve">Miami</w:t>
-            </w:r>
-          </w:p>
-        </w:tc>
-        <w:tc>
-          <w:tcPr>
-            <w:tcW w:type="dxa" w:w="6250"/>
-            <w:shd w:fill="F4F5F7" w:val="clear"/>
-            <w:tcMar>
-              <w:top w:type="dxa" w:w="60"/>
-              <w:left w:type="dxa" w:w="120"/>
-              <w:bottom w:type="dxa" w:w="60"/>
-              <w:right w:type="dxa" w:w="120"/>
-            </w:tcMar>
-          </w:tcPr>
-          <w:p>
-            <w:r>
-              <w:rPr>
-                <w:b/>
-                <w:bCs/>
-                <w:sz w:val="19"/>
-                <w:szCs w:val="19"/>
-              </w:rPr>
-              <w:t xml:space="preserve">4-0, 51.8 points a game, 3rd in Success Rate, 94.1 offense grade</w:t>
-            </w:r>
-          </w:p>
-        </w:tc>
-      </w:tr>
-      <w:tr>
-        <w:tc>
-          <w:tcPr>
-            <w:tcW w:type="dxa" w:w="3830"/>
-            <w:shd w:fill="FFFFFF" w:val="clear"/>
-            <w:tcMar>
-              <w:top w:type="dxa" w:w="60"/>
-              <w:left w:type="dxa" w:w="120"/>
-              <w:bottom w:type="dxa" w:w="60"/>
-              <w:right w:type="dxa" w:w="120"/>
-            </w:tcMar>
-          </w:tcPr>
-          <w:p>
-            <w:r>
-              <w:rPr>
-                <w:b w:val="false"/>
-                <w:bCs w:val="false"/>
-                <w:sz w:val="19"/>
-                <w:szCs w:val="19"/>
-              </w:rPr>
-              <w:t xml:space="preserve">Clemson offense</w:t>
-            </w:r>
-          </w:p>
-        </w:tc>
-        <w:tc>
-          <w:tcPr>
-            <w:tcW w:type="dxa" w:w="6250"/>
-            <w:shd w:fill="FFFFFF" w:val="clear"/>
-            <w:tcMar>
-              <w:top w:type="dxa" w:w="60"/>
-              <w:left w:type="dxa" w:w="120"/>
-              <w:bottom w:type="dxa" w:w="60"/>
-              <w:right w:type="dxa" w:w="120"/>
-            </w:tcMar>
-          </w:tcPr>
-          <w:p>
-            <w:r>
-              <w:rPr>
-                <w:b/>
-                <w:bCs/>
-                <w:sz w:val="19"/>
-                <w:szCs w:val="19"/>
-              </w:rPr>
-              <w:t xml:space="preserve">132nd Success Rate, 117th Finishing Drives, 40.1 passing grade</w:t>
-            </w:r>
-          </w:p>
-        </w:tc>
-      </w:tr>
-      <w:tr>
-        <w:tc>
-          <w:tcPr>
-            <w:tcW w:type="dxa" w:w="3830"/>
-            <w:shd w:fill="F4F5F7" w:val="clear"/>
-            <w:tcMar>
-              <w:top w:type="dxa" w:w="60"/>
-              <w:left w:type="dxa" w:w="120"/>
-              <w:bottom w:type="dxa" w:w="60"/>
-              <w:right w:type="dxa" w:w="120"/>
-            </w:tcMar>
-          </w:tcPr>
-          <w:p>
-            <w:r>
-              <w:rPr>
-                <w:b w:val="false"/>
-                <w:bCs w:val="false"/>
-                <w:sz w:val="19"/>
-                <w:szCs w:val="19"/>
-              </w:rPr>
-              <w:t xml:space="preserve">Over records</w:t>
-            </w:r>
-          </w:p>
-        </w:tc>
-        <w:tc>
-          <w:tcPr>
-            <w:tcW w:type="dxa" w:w="6250"/>
-            <w:shd w:fill="F4F5F7" w:val="clear"/>
-            <w:tcMar>
-              <w:top w:type="dxa" w:w="60"/>
-              <w:left w:type="dxa" w:w="120"/>
-              <w:bottom w:type="dxa" w:w="60"/>
-              <w:right w:type="dxa" w:w="120"/>
-            </w:tcMar>
-          </w:tcPr>
-          <w:p>
-            <w:r>
-              <w:rPr>
-                <w:b/>
-                <w:bCs/>
-                <w:sz w:val="19"/>
-                <w:szCs w:val="19"/>
-              </w:rPr>
-              <w:t xml:space="preserve">Miami 3-1, Clemson 2-2</w:t>
+            <w:shd w:fill="F4F5F7" w:val="clear"/>
+            <w:tcMar>
+              <w:top w:type="dxa" w:w="60"/>
+              <w:left w:type="dxa" w:w="120"/>
+              <w:bottom w:type="dxa" w:w="60"/>
+              <w:right w:type="dxa" w:w="120"/>
+            </w:tcMar>
+          </w:tcPr>
+          <w:p>
+            <w:r>
+              <w:rPr>
+                <w:b/>
+                <w:bCs/>
+                <w:sz w:val="19"/>
+                <w:szCs w:val="19"/>
+              </w:rPr>
+              <w:t xml:space="preserve">UNLV -2.5</w:t>
             </w:r>
           </w:p>
         </w:tc>
@@ -1060,7 +1100,7 @@
         <w:spacing w:after="160" w:line="276"/>
       </w:pPr>
       <w:r>
-        <w:t xml:space="preserve">Book has 47.5, the model 57.5, residual +6.2, and the points check at 51.9 for a +4.4 lean the same way. Both reads want the Over and they are not far apart.</w:t>
+        <w:t xml:space="preserve">Book has 53.5. Each team's own scoring puts the game at 46.4, a seven-point disagreement with the market, and the model agrees in direction at 52.5 with a -3.5 residual.</w:t>
       </w:r>
     </w:p>
     <w:p>
@@ -1068,7 +1108,7 @@
         <w:spacing w:after="160" w:line="276"/>
       </w:pPr>
       <w:r>
-        <w:t xml:space="preserve">Miami are scoring 51.8 a game. The offense ranks 3rd in Success Rate, 14th in Finishing Drives and 4th in Havoc allowed, on a 94.1 offense grade, 93.9 passing and 88.0 receiving, and they have put up 207 points in four games while allowing 36.</w:t>
+        <w:t xml:space="preserve">The records are blunt. UNLV are 0-4 to the Over and California 1-3, so seven of their eight games have finished under the number. That is not proof, but it is the same signal arriving from a different direction.</w:t>
       </w:r>
     </w:p>
     <w:p>
@@ -1076,7 +1116,7 @@
         <w:spacing w:after="160" w:line="276"/>
       </w:pPr>
       <w:r>
-        <w:t xml:space="preserve">Clemson are the drag and the reason this is not a bigger number. Despite a 3-1 record their offense ranks 132nd in Success Rate, 117th in Finishing Drives and 127th in Havoc allowed, with a 40.1 passing grade, and they are scoring 21.0 a game. Their defense is respectable, 16th in Finishing Drives on an 88.5 coverage grade.</w:t>
+        <w:t xml:space="preserve">Neither offense moves the ball. California rank 102nd in Success Rate, 88th in Explosiveness and 127th in Finishing Drives; UNLV rank 117th, 73rd and 123rd. California's defense carries a 91.2 coverage grade and ranks 25th in Finishing Drives allowed, and UNLV score 21.5 a game.</w:t>
       </w:r>
     </w:p>
     <w:p>
@@ -1084,7 +1124,7 @@
         <w:spacing w:after="160" w:line="276"/>
       </w:pPr>
       <w:r>
-        <w:t xml:space="preserve">So the Over is a bet on one offense, not two, against a defense that bends less than most. Miami at 16.5-point road favorites also raises the blowout risk: a 38-10 game lands under. The counter is that Miami's 51.8 average means they need only their own number and a field goal from Clemson.</w:t>
+        <w:t xml:space="preserve">Tempo is the one thing arguing the other way, with both teams in the faster half at 39th and 50th, so there will be possessions. The other risk is UNLV's 49.2 tackling grade against California's 79.1 run grade, which is also why this card takes Adam Mohammed over his rushing line in the same game. A ground game that controls the clock serves both positions rather than splitting them.</w:t>
       </w:r>
     </w:p>
     <w:p>
@@ -1154,7 +1194,7 @@
       <w:r>
         <w:drawing>
           <wp:inline distT="0" distB="0" distL="0" distR="0">
-            <wp:extent cx="6400800" cy="6648450"/>
+            <wp:extent cx="6400800" cy="6848475"/>
             <wp:effectExtent t="0" r="0" b="0" l="0"/>
             <wp:docPr id="14" name="" descr="" title=""/>
             <wp:cNvGraphicFramePr>
@@ -1179,7 +1219,7 @@
                   <pic:spPr bwMode="auto">
                     <a:xfrm>
                       <a:off x="0" y="0"/>
-                      <a:ext cx="6400800" cy="6648450"/>
+                      <a:ext cx="6400800" cy="6848475"/>
                     </a:xfrm>
                     <a:prstGeom prst="rect">
                       <a:avLst/>
@@ -1215,23 +1255,19 @@
     <w:p>
       <w:pPr>
         <w:pStyle w:val="Heading2"/>
-        <w:spacing w:after="40"/>
-      </w:pPr>
-      <w:r>
-        <w:t xml:space="preserve">Under 62.5</w:t>
-      </w:r>
-    </w:p>
-    <w:p>
-      <w:pPr>
+        <w:spacing w:after="20"/>
+      </w:pPr>
+      <w:r>
+        <w:t xml:space="preserve">Stanford Cardinal @ Wake Forest Demon Deacons</w:t>
+      </w:r>
+    </w:p>
+    <w:p>
+      <w:pPr>
+        <w:pStyle w:val="Heading3"/>
         <w:spacing w:after="200"/>
       </w:pPr>
       <w:r>
-        <w:rPr>
-          <w:color w:val="5A6270"/>
-          <w:sz w:val="21"/>
-          <w:szCs w:val="21"/>
-        </w:rPr>
-        <w:t xml:space="preserve">Purdue Boilermakers @ Illinois Fighting Illini</w:t>
+        <w:t xml:space="preserve">Over 53.5</w:t>
       </w:r>
     </w:p>
     <w:tbl>
@@ -1293,7 +1329,7 @@
                 <w:sz w:val="19"/>
                 <w:szCs w:val="19"/>
               </w:rPr>
-              <w:t xml:space="preserve">62.5</w:t>
+              <w:t xml:space="preserve">53.5</w:t>
             </w:r>
           </w:p>
         </w:tc>
@@ -1341,7 +1377,7 @@
                 <w:sz w:val="19"/>
                 <w:szCs w:val="19"/>
               </w:rPr>
-              <w:t xml:space="preserve">53.4</w:t>
+              <w:t xml:space="preserve">53.0</w:t>
             </w:r>
           </w:p>
         </w:tc>
@@ -1389,7 +1425,7 @@
                 <w:sz w:val="19"/>
                 <w:szCs w:val="19"/>
               </w:rPr>
-              <w:t xml:space="preserve">-5.4</w:t>
+              <w:t xml:space="preserve">+3.2</w:t>
             </w:r>
           </w:p>
         </w:tc>
@@ -1437,7 +1473,7 @@
                 <w:sz w:val="19"/>
                 <w:szCs w:val="19"/>
               </w:rPr>
-              <w:t xml:space="preserve">66.0, so +3.5 and disagreeing</w:t>
+              <w:t xml:space="preserve">57.0, agreeing</w:t>
             </w:r>
           </w:p>
         </w:tc>
@@ -1485,103 +1521,151 @@
                 <w:sz w:val="19"/>
                 <w:szCs w:val="19"/>
               </w:rPr>
-              <w:t xml:space="preserve">Purdue 4-0, Illinois 4-0, which also disagrees</w:t>
-            </w:r>
-          </w:p>
-        </w:tc>
-      </w:tr>
-      <w:tr>
-        <w:tc>
-          <w:tcPr>
-            <w:tcW w:type="dxa" w:w="3830"/>
-            <w:shd w:fill="F4F5F7" w:val="clear"/>
-            <w:tcMar>
-              <w:top w:type="dxa" w:w="60"/>
-              <w:left w:type="dxa" w:w="120"/>
-              <w:bottom w:type="dxa" w:w="60"/>
-              <w:right w:type="dxa" w:w="120"/>
-            </w:tcMar>
-          </w:tcPr>
-          <w:p>
-            <w:r>
-              <w:rPr>
-                <w:b w:val="false"/>
-                <w:bCs w:val="false"/>
-                <w:sz w:val="19"/>
-                <w:szCs w:val="19"/>
-              </w:rPr>
-              <w:t xml:space="preserve">Scoring</w:t>
-            </w:r>
-          </w:p>
-        </w:tc>
-        <w:tc>
-          <w:tcPr>
-            <w:tcW w:type="dxa" w:w="6250"/>
-            <w:shd w:fill="F4F5F7" w:val="clear"/>
-            <w:tcMar>
-              <w:top w:type="dxa" w:w="60"/>
-              <w:left w:type="dxa" w:w="120"/>
-              <w:bottom w:type="dxa" w:w="60"/>
-              <w:right w:type="dxa" w:w="120"/>
-            </w:tcMar>
-          </w:tcPr>
-          <w:p>
-            <w:r>
-              <w:rPr>
-                <w:b/>
-                <w:bCs/>
-                <w:sz w:val="19"/>
-                <w:szCs w:val="19"/>
-              </w:rPr>
-              <w:t xml:space="preserve">Purdue 32.0 for / 39.5 against, Illinois 34.0 / 26.5</w:t>
-            </w:r>
-          </w:p>
-        </w:tc>
-      </w:tr>
-      <w:tr>
-        <w:tc>
-          <w:tcPr>
-            <w:tcW w:type="dxa" w:w="3830"/>
-            <w:shd w:fill="FFFFFF" w:val="clear"/>
-            <w:tcMar>
-              <w:top w:type="dxa" w:w="60"/>
-              <w:left w:type="dxa" w:w="120"/>
-              <w:bottom w:type="dxa" w:w="60"/>
-              <w:right w:type="dxa" w:w="120"/>
-            </w:tcMar>
-          </w:tcPr>
-          <w:p>
-            <w:r>
-              <w:rPr>
-                <w:b w:val="false"/>
-                <w:bCs w:val="false"/>
-                <w:sz w:val="19"/>
-                <w:szCs w:val="19"/>
-              </w:rPr>
-              <w:t xml:space="preserve">Note</w:t>
-            </w:r>
-          </w:p>
-        </w:tc>
-        <w:tc>
-          <w:tcPr>
-            <w:tcW w:type="dxa" w:w="6250"/>
-            <w:shd w:fill="FFFFFF" w:val="clear"/>
-            <w:tcMar>
-              <w:top w:type="dxa" w:w="60"/>
-              <w:left w:type="dxa" w:w="120"/>
-              <w:bottom w:type="dxa" w:w="60"/>
-              <w:right w:type="dxa" w:w="120"/>
-            </w:tcMar>
-          </w:tcPr>
-          <w:p>
-            <w:r>
-              <w:rPr>
-                <w:b/>
-                <w:bCs/>
-                <w:sz w:val="19"/>
-                <w:szCs w:val="19"/>
-              </w:rPr>
-              <w:t xml:space="preserve">same game as the Illinois -10.0 spread</w:t>
+              <w:t xml:space="preserve">Stanford 3-1, Wake Forest 2-2</w:t>
+            </w:r>
+          </w:p>
+        </w:tc>
+      </w:tr>
+      <w:tr>
+        <w:tc>
+          <w:tcPr>
+            <w:tcW w:type="dxa" w:w="3830"/>
+            <w:shd w:fill="F4F5F7" w:val="clear"/>
+            <w:tcMar>
+              <w:top w:type="dxa" w:w="60"/>
+              <w:left w:type="dxa" w:w="120"/>
+              <w:bottom w:type="dxa" w:w="60"/>
+              <w:right w:type="dxa" w:w="120"/>
+            </w:tcMar>
+          </w:tcPr>
+          <w:p>
+            <w:r>
+              <w:rPr>
+                <w:b w:val="false"/>
+                <w:bCs w:val="false"/>
+                <w:sz w:val="19"/>
+                <w:szCs w:val="19"/>
+              </w:rPr>
+              <w:t xml:space="preserve">Tempo</w:t>
+            </w:r>
+          </w:p>
+        </w:tc>
+        <w:tc>
+          <w:tcPr>
+            <w:tcW w:type="dxa" w:w="6250"/>
+            <w:shd w:fill="F4F5F7" w:val="clear"/>
+            <w:tcMar>
+              <w:top w:type="dxa" w:w="60"/>
+              <w:left w:type="dxa" w:w="120"/>
+              <w:bottom w:type="dxa" w:w="60"/>
+              <w:right w:type="dxa" w:w="120"/>
+            </w:tcMar>
+          </w:tcPr>
+          <w:p>
+            <w:r>
+              <w:rPr>
+                <w:b/>
+                <w:bCs/>
+                <w:sz w:val="19"/>
+                <w:szCs w:val="19"/>
+              </w:rPr>
+              <w:t xml:space="preserve">Stanford 19th, Wake Forest 34th</w:t>
+            </w:r>
+          </w:p>
+        </w:tc>
+      </w:tr>
+      <w:tr>
+        <w:tc>
+          <w:tcPr>
+            <w:tcW w:type="dxa" w:w="3830"/>
+            <w:shd w:fill="FFFFFF" w:val="clear"/>
+            <w:tcMar>
+              <w:top w:type="dxa" w:w="60"/>
+              <w:left w:type="dxa" w:w="120"/>
+              <w:bottom w:type="dxa" w:w="60"/>
+              <w:right w:type="dxa" w:w="120"/>
+            </w:tcMar>
+          </w:tcPr>
+          <w:p>
+            <w:r>
+              <w:rPr>
+                <w:b w:val="false"/>
+                <w:bCs w:val="false"/>
+                <w:sz w:val="19"/>
+                <w:szCs w:val="19"/>
+              </w:rPr>
+              <w:t xml:space="preserve">Defenses</w:t>
+            </w:r>
+          </w:p>
+        </w:tc>
+        <w:tc>
+          <w:tcPr>
+            <w:tcW w:type="dxa" w:w="6250"/>
+            <w:shd w:fill="FFFFFF" w:val="clear"/>
+            <w:tcMar>
+              <w:top w:type="dxa" w:w="60"/>
+              <w:left w:type="dxa" w:w="120"/>
+              <w:bottom w:type="dxa" w:w="60"/>
+              <w:right w:type="dxa" w:w="120"/>
+            </w:tcMar>
+          </w:tcPr>
+          <w:p>
+            <w:r>
+              <w:rPr>
+                <w:b/>
+                <w:bCs/>
+                <w:sz w:val="19"/>
+                <w:szCs w:val="19"/>
+              </w:rPr>
+              <w:t xml:space="preserve">Stanford 122nd Success Rate, Wake Forest 127th</w:t>
+            </w:r>
+          </w:p>
+        </w:tc>
+      </w:tr>
+      <w:tr>
+        <w:tc>
+          <w:tcPr>
+            <w:tcW w:type="dxa" w:w="3830"/>
+            <w:shd w:fill="F4F5F7" w:val="clear"/>
+            <w:tcMar>
+              <w:top w:type="dxa" w:w="60"/>
+              <w:left w:type="dxa" w:w="120"/>
+              <w:bottom w:type="dxa" w:w="60"/>
+              <w:right w:type="dxa" w:w="120"/>
+            </w:tcMar>
+          </w:tcPr>
+          <w:p>
+            <w:r>
+              <w:rPr>
+                <w:b w:val="false"/>
+                <w:bCs w:val="false"/>
+                <w:sz w:val="19"/>
+                <w:szCs w:val="19"/>
+              </w:rPr>
+              <w:t xml:space="preserve">Game spread</w:t>
+            </w:r>
+          </w:p>
+        </w:tc>
+        <w:tc>
+          <w:tcPr>
+            <w:tcW w:type="dxa" w:w="6250"/>
+            <w:shd w:fill="F4F5F7" w:val="clear"/>
+            <w:tcMar>
+              <w:top w:type="dxa" w:w="60"/>
+              <w:left w:type="dxa" w:w="120"/>
+              <w:bottom w:type="dxa" w:w="60"/>
+              <w:right w:type="dxa" w:w="120"/>
+            </w:tcMar>
+          </w:tcPr>
+          <w:p>
+            <w:r>
+              <w:rPr>
+                <w:b/>
+                <w:bCs/>
+                <w:sz w:val="19"/>
+                <w:szCs w:val="19"/>
+              </w:rPr>
+              <w:t xml:space="preserve">Wake Forest -14.0</w:t>
             </w:r>
           </w:p>
         </w:tc>
@@ -1597,7 +1681,7 @@
         <w:spacing w:after="160" w:line="276"/>
       </w:pPr>
       <w:r>
-        <w:t xml:space="preserve">Book has 62.5, the model 53.4, residual -5.4. There is more evidence against this pick than for it, and it is here because of a result from last week rather than in spite of one.</w:t>
+        <w:t xml:space="preserve">Book has 53.5, the residual is +3.2 and the points check lands at 57.0. Both reads want the Over and the structure underneath them is straightforward.</w:t>
       </w:r>
     </w:p>
     <w:p>
@@ -1605,7 +1689,7 @@
         <w:spacing w:after="160" w:line="276"/>
       </w:pPr>
       <w:r>
-        <w:t xml:space="preserve">In week 4 four totals were replaced after a points-based check disagreed with them. The four removed went 3-1; the four kept went 1-2-1; the swap cost 3.10 units. On three of the four the check was simply wrong. The fourth removal was right for a reason that had nothing to do with it, namely that the write-up carried a wrong scoring figure and the pick collapsed once that was corrected. So the check has no demonstrated right to veto a residual, and here it is reported and not acted on. It says 66.0 against a book total of 62.5, toward the Over.</w:t>
+        <w:t xml:space="preserve">Neither team can get off the field. Stanford's defense ranks 122nd in Success Rate, 118th in Explosiveness allowed and 132nd in Finishing Drives on a 49.6 tackling grade; Wake Forest's ranks 127th in Success Rate. Stanford have conceded 33.5 points a game.</w:t>
       </w:r>
     </w:p>
     <w:p>
@@ -1613,7 +1697,7 @@
         <w:spacing w:after="160" w:line="276"/>
       </w:pPr>
       <w:r>
-        <w:t xml:space="preserve">The over/under records say the same thing and they are not subtle: Purdue are 4-0 to the Over and Illinois are 4-0 to the Over. That is the case against and it is a real one.</w:t>
+        <w:t xml:space="preserve">Both play fast, 19th and 34th in tempo, so these are two bad defenses that also hand the ball back quickly. Wake Forest score 31.5 a game on an 81.4 run grade and rank 57th in Success Rate, comfortably the better offense on the field.</w:t>
       </w:r>
     </w:p>
     <w:p>
@@ -1621,7 +1705,7 @@
         <w:spacing w:after="160" w:line="276"/>
       </w:pPr>
       <w:r>
-        <w:t xml:space="preserve">The case for is that 62.5 asks these two for 63 points in a game where Illinois rank 10th in Success Rate on offense but 113th on defense, and Purdue 48th and 136th. Purdue allowing 39.5 a game is the number that built both Over records, and the model reads Illinois as a 17.6-point favorite, a scoreline nearer 38-17 than a shootout. This card also lays Illinois -10.0 in the same game. The two win together on 31-17 or 38-24 and split on 45-28, where the lay cashes and the Under does not, which is why there is no third position in this game. Sized the same as everything else, and flagged rather than quietly included.</w:t>
+        <w:t xml:space="preserve">The risk is the shape rather than the arithmetic. Wake Forest are 14-point favourites and the model agrees with that number, so a one-sided game in which Stanford stop scoring is live. Stanford's own offense ranks 112th in Success Rate behind a 50.6 pass block grade, and the Over needs them to contribute something.</w:t>
       </w:r>
     </w:p>
     <w:p>
@@ -1691,7 +1775,7 @@
       <w:r>
         <w:drawing>
           <wp:inline distT="0" distB="0" distL="0" distR="0">
-            <wp:extent cx="6400800" cy="6848475"/>
+            <wp:extent cx="6400800" cy="6953250"/>
             <wp:effectExtent t="0" r="0" b="0" l="0"/>
             <wp:docPr id="16" name="" descr="" title=""/>
             <wp:cNvGraphicFramePr>
@@ -1716,7 +1800,7 @@
                   <pic:spPr bwMode="auto">
                     <a:xfrm>
                       <a:off x="0" y="0"/>
-                      <a:ext cx="6400800" cy="6848475"/>
+                      <a:ext cx="6400800" cy="6953250"/>
                     </a:xfrm>
                     <a:prstGeom prst="rect">
                       <a:avLst/>
@@ -1752,23 +1836,19 @@
     <w:p>
       <w:pPr>
         <w:pStyle w:val="Heading2"/>
-        <w:spacing w:after="40"/>
+        <w:spacing w:after="20"/>
+      </w:pPr>
+      <w:r>
+        <w:t xml:space="preserve">Washington Huskies @ USC Trojans</w:t>
+      </w:r>
+    </w:p>
+    <w:p>
+      <w:pPr>
+        <w:pStyle w:val="Heading3"/>
+        <w:spacing w:after="200"/>
       </w:pPr>
       <w:r>
         <w:t xml:space="preserve">Under 58.5</w:t>
-      </w:r>
-    </w:p>
-    <w:p>
-      <w:pPr>
-        <w:spacing w:after="200"/>
-      </w:pPr>
-      <w:r>
-        <w:rPr>
-          <w:color w:val="5A6270"/>
-          <w:sz w:val="21"/>
-          <w:szCs w:val="21"/>
-        </w:rPr>
-        <w:t xml:space="preserve">Washington Huskies @ USC Trojans</w:t>
       </w:r>
     </w:p>
     <w:tbl>
@@ -1974,16 +2054,160 @@
                 <w:sz w:val="19"/>
                 <w:szCs w:val="19"/>
               </w:rPr>
-              <w:t xml:space="preserve">55.5, so -3.0 and agreeing</w:t>
-            </w:r>
-          </w:p>
-        </w:tc>
-      </w:tr>
-      <w:tr>
-        <w:tc>
-          <w:tcPr>
-            <w:tcW w:type="dxa" w:w="3830"/>
-            <w:shd w:fill="FFFFFF" w:val="clear"/>
+              <w:t xml:space="preserve">55.5, agreeing</w:t>
+            </w:r>
+          </w:p>
+        </w:tc>
+      </w:tr>
+      <w:tr>
+        <w:tc>
+          <w:tcPr>
+            <w:tcW w:type="dxa" w:w="3830"/>
+            <w:shd w:fill="FFFFFF" w:val="clear"/>
+            <w:tcMar>
+              <w:top w:type="dxa" w:w="60"/>
+              <w:left w:type="dxa" w:w="120"/>
+              <w:bottom w:type="dxa" w:w="60"/>
+              <w:right w:type="dxa" w:w="120"/>
+            </w:tcMar>
+          </w:tcPr>
+          <w:p>
+            <w:r>
+              <w:rPr>
+                <w:b w:val="false"/>
+                <w:bCs w:val="false"/>
+                <w:sz w:val="19"/>
+                <w:szCs w:val="19"/>
+              </w:rPr>
+              <w:t xml:space="preserve">Washington defense</w:t>
+            </w:r>
+          </w:p>
+        </w:tc>
+        <w:tc>
+          <w:tcPr>
+            <w:tcW w:type="dxa" w:w="6250"/>
+            <w:shd w:fill="FFFFFF" w:val="clear"/>
+            <w:tcMar>
+              <w:top w:type="dxa" w:w="60"/>
+              <w:left w:type="dxa" w:w="120"/>
+              <w:bottom w:type="dxa" w:w="60"/>
+              <w:right w:type="dxa" w:w="120"/>
+            </w:tcMar>
+          </w:tcPr>
+          <w:p>
+            <w:r>
+              <w:rPr>
+                <w:b/>
+                <w:bCs/>
+                <w:sz w:val="19"/>
+                <w:szCs w:val="19"/>
+              </w:rPr>
+              <w:t xml:space="preserve">16.8 allowed a game, 26th Success Rate, 92.0 run defense</w:t>
+            </w:r>
+          </w:p>
+        </w:tc>
+      </w:tr>
+      <w:tr>
+        <w:tc>
+          <w:tcPr>
+            <w:tcW w:type="dxa" w:w="3830"/>
+            <w:shd w:fill="F4F5F7" w:val="clear"/>
+            <w:tcMar>
+              <w:top w:type="dxa" w:w="60"/>
+              <w:left w:type="dxa" w:w="120"/>
+              <w:bottom w:type="dxa" w:w="60"/>
+              <w:right w:type="dxa" w:w="120"/>
+            </w:tcMar>
+          </w:tcPr>
+          <w:p>
+            <w:r>
+              <w:rPr>
+                <w:b w:val="false"/>
+                <w:bCs w:val="false"/>
+                <w:sz w:val="19"/>
+                <w:szCs w:val="19"/>
+              </w:rPr>
+              <w:t xml:space="preserve">USC offense</w:t>
+            </w:r>
+          </w:p>
+        </w:tc>
+        <w:tc>
+          <w:tcPr>
+            <w:tcW w:type="dxa" w:w="6250"/>
+            <w:shd w:fill="F4F5F7" w:val="clear"/>
+            <w:tcMar>
+              <w:top w:type="dxa" w:w="60"/>
+              <w:left w:type="dxa" w:w="120"/>
+              <w:bottom w:type="dxa" w:w="60"/>
+              <w:right w:type="dxa" w:w="120"/>
+            </w:tcMar>
+          </w:tcPr>
+          <w:p>
+            <w:r>
+              <w:rPr>
+                <w:b/>
+                <w:bCs/>
+                <w:sz w:val="19"/>
+                <w:szCs w:val="19"/>
+              </w:rPr>
+              <w:t xml:space="preserve">5th Success Rate but 91st Explosiveness</w:t>
+            </w:r>
+          </w:p>
+        </w:tc>
+      </w:tr>
+      <w:tr>
+        <w:tc>
+          <w:tcPr>
+            <w:tcW w:type="dxa" w:w="3830"/>
+            <w:shd w:fill="FFFFFF" w:val="clear"/>
+            <w:tcMar>
+              <w:top w:type="dxa" w:w="60"/>
+              <w:left w:type="dxa" w:w="120"/>
+              <w:bottom w:type="dxa" w:w="60"/>
+              <w:right w:type="dxa" w:w="120"/>
+            </w:tcMar>
+          </w:tcPr>
+          <w:p>
+            <w:r>
+              <w:rPr>
+                <w:b w:val="false"/>
+                <w:bCs w:val="false"/>
+                <w:sz w:val="19"/>
+                <w:szCs w:val="19"/>
+              </w:rPr>
+              <w:t xml:space="preserve">Over records</w:t>
+            </w:r>
+          </w:p>
+        </w:tc>
+        <w:tc>
+          <w:tcPr>
+            <w:tcW w:type="dxa" w:w="6250"/>
+            <w:shd w:fill="FFFFFF" w:val="clear"/>
+            <w:tcMar>
+              <w:top w:type="dxa" w:w="60"/>
+              <w:left w:type="dxa" w:w="120"/>
+              <w:bottom w:type="dxa" w:w="60"/>
+              <w:right w:type="dxa" w:w="120"/>
+            </w:tcMar>
+          </w:tcPr>
+          <w:p>
+            <w:r>
+              <w:rPr>
+                <w:b/>
+                <w:bCs/>
+                <w:sz w:val="19"/>
+                <w:szCs w:val="19"/>
+              </w:rPr>
+              <w:t xml:space="preserve">Washington 2-2, USC 4-1</w:t>
+            </w:r>
+          </w:p>
+        </w:tc>
+      </w:tr>
+      <w:tr>
+        <w:tc>
+          <w:tcPr>
+            <w:tcW w:type="dxa" w:w="3830"/>
+            <w:shd w:fill="F4F5F7" w:val="clear"/>
             <w:tcMar>
               <w:top w:type="dxa" w:w="60"/>
               <w:left w:type="dxa" w:w="120"/>
@@ -2006,7 +2230,7 @@
         <w:tc>
           <w:tcPr>
             <w:tcW w:type="dxa" w:w="6250"/>
-            <w:shd w:fill="FFFFFF" w:val="clear"/>
+            <w:shd w:fill="F4F5F7" w:val="clear"/>
             <w:tcMar>
               <w:top w:type="dxa" w:w="60"/>
               <w:left w:type="dxa" w:w="120"/>
@@ -2027,150 +2251,6 @@
           </w:p>
         </w:tc>
       </w:tr>
-      <w:tr>
-        <w:tc>
-          <w:tcPr>
-            <w:tcW w:type="dxa" w:w="3830"/>
-            <w:shd w:fill="F4F5F7" w:val="clear"/>
-            <w:tcMar>
-              <w:top w:type="dxa" w:w="60"/>
-              <w:left w:type="dxa" w:w="120"/>
-              <w:bottom w:type="dxa" w:w="60"/>
-              <w:right w:type="dxa" w:w="120"/>
-            </w:tcMar>
-          </w:tcPr>
-          <w:p>
-            <w:r>
-              <w:rPr>
-                <w:b w:val="false"/>
-                <w:bCs w:val="false"/>
-                <w:sz w:val="19"/>
-                <w:szCs w:val="19"/>
-              </w:rPr>
-              <w:t xml:space="preserve">Washington</w:t>
-            </w:r>
-          </w:p>
-        </w:tc>
-        <w:tc>
-          <w:tcPr>
-            <w:tcW w:type="dxa" w:w="6250"/>
-            <w:shd w:fill="F4F5F7" w:val="clear"/>
-            <w:tcMar>
-              <w:top w:type="dxa" w:w="60"/>
-              <w:left w:type="dxa" w:w="120"/>
-              <w:bottom w:type="dxa" w:w="60"/>
-              <w:right w:type="dxa" w:w="120"/>
-            </w:tcMar>
-          </w:tcPr>
-          <w:p>
-            <w:r>
-              <w:rPr>
-                <w:b/>
-                <w:bCs/>
-                <w:sz w:val="19"/>
-                <w:szCs w:val="19"/>
-              </w:rPr>
-              <w:t xml:space="preserve">3-1, 16.8 allowed a game, 26th Success Rate defense, 92.0 run defense</w:t>
-            </w:r>
-          </w:p>
-        </w:tc>
-      </w:tr>
-      <w:tr>
-        <w:tc>
-          <w:tcPr>
-            <w:tcW w:type="dxa" w:w="3830"/>
-            <w:shd w:fill="FFFFFF" w:val="clear"/>
-            <w:tcMar>
-              <w:top w:type="dxa" w:w="60"/>
-              <w:left w:type="dxa" w:w="120"/>
-              <w:bottom w:type="dxa" w:w="60"/>
-              <w:right w:type="dxa" w:w="120"/>
-            </w:tcMar>
-          </w:tcPr>
-          <w:p>
-            <w:r>
-              <w:rPr>
-                <w:b w:val="false"/>
-                <w:bCs w:val="false"/>
-                <w:sz w:val="19"/>
-                <w:szCs w:val="19"/>
-              </w:rPr>
-              <w:t xml:space="preserve">USC offense</w:t>
-            </w:r>
-          </w:p>
-        </w:tc>
-        <w:tc>
-          <w:tcPr>
-            <w:tcW w:type="dxa" w:w="6250"/>
-            <w:shd w:fill="FFFFFF" w:val="clear"/>
-            <w:tcMar>
-              <w:top w:type="dxa" w:w="60"/>
-              <w:left w:type="dxa" w:w="120"/>
-              <w:bottom w:type="dxa" w:w="60"/>
-              <w:right w:type="dxa" w:w="120"/>
-            </w:tcMar>
-          </w:tcPr>
-          <w:p>
-            <w:r>
-              <w:rPr>
-                <w:b/>
-                <w:bCs/>
-                <w:sz w:val="19"/>
-                <w:szCs w:val="19"/>
-              </w:rPr>
-              <w:t xml:space="preserve">5th Success Rate but 91st Explosiveness</w:t>
-            </w:r>
-          </w:p>
-        </w:tc>
-      </w:tr>
-      <w:tr>
-        <w:tc>
-          <w:tcPr>
-            <w:tcW w:type="dxa" w:w="3830"/>
-            <w:shd w:fill="F4F5F7" w:val="clear"/>
-            <w:tcMar>
-              <w:top w:type="dxa" w:w="60"/>
-              <w:left w:type="dxa" w:w="120"/>
-              <w:bottom w:type="dxa" w:w="60"/>
-              <w:right w:type="dxa" w:w="120"/>
-            </w:tcMar>
-          </w:tcPr>
-          <w:p>
-            <w:r>
-              <w:rPr>
-                <w:b w:val="false"/>
-                <w:bCs w:val="false"/>
-                <w:sz w:val="19"/>
-                <w:szCs w:val="19"/>
-              </w:rPr>
-              <w:t xml:space="preserve">Over records</w:t>
-            </w:r>
-          </w:p>
-        </w:tc>
-        <w:tc>
-          <w:tcPr>
-            <w:tcW w:type="dxa" w:w="6250"/>
-            <w:shd w:fill="F4F5F7" w:val="clear"/>
-            <w:tcMar>
-              <w:top w:type="dxa" w:w="60"/>
-              <w:left w:type="dxa" w:w="120"/>
-              <w:bottom w:type="dxa" w:w="60"/>
-              <w:right w:type="dxa" w:w="120"/>
-            </w:tcMar>
-          </w:tcPr>
-          <w:p>
-            <w:r>
-              <w:rPr>
-                <w:b/>
-                <w:bCs/>
-                <w:sz w:val="19"/>
-                <w:szCs w:val="19"/>
-              </w:rPr>
-              <w:t xml:space="preserve">Washington 2-2, USC 4-1</w:t>
-            </w:r>
-          </w:p>
-        </w:tc>
-      </w:tr>
     </w:tbl>
     <w:p>
       <w:pPr>
@@ -2182,7 +2262,7 @@
         <w:spacing w:after="160" w:line="276"/>
       </w:pPr>
       <w:r>
-        <w:t xml:space="preserve">Book has 58.5, the model 56.2, residual -5.2, and the points check at 55.5 for a -3.0 lean the same way.</w:t>
+        <w:t xml:space="preserve">Book has 58.5, the model 56.2 with a -5.2 residual, and the points check at 55.5. Both reads lean Under.</w:t>
       </w:r>
     </w:p>
     <w:p>
@@ -2198,7 +2278,7 @@
         <w:spacing w:after="160" w:line="276"/>
       </w:pPr>
       <w:r>
-        <w:t xml:space="preserve">USC are the Over case and they are a real one: 5th in Success Rate, a 92.9 offense grade, 90.9 passing, 39.8 points a game and 4-1 to the Over. What tempers it is 91st in Explosiveness, which means long drives rather than quick scores, and both teams sitting in the bottom half of tempo at 76th and 81st.</w:t>
+        <w:t xml:space="preserve">USC are the Over case and a real one: 5th in Success Rate, a 92.9 offensive grade, 90.9 passing, 39.8 points a game and 4-1 to the Over. What tempers it is 91st in Explosiveness, which means long drives rather than quick scores, and both teams sitting in the slower half of tempo at 76th and 81st.</w:t>
       </w:r>
     </w:p>
     <w:p>
@@ -2206,7 +2286,7 @@
         <w:spacing w:after="160" w:line="276"/>
       </w:pPr>
       <w:r>
-        <w:t xml:space="preserve">USC's defense is the risk to the Under: 91st in Success Rate, 113th in Explosiveness allowed, 130th in Havoc, 119th in Finishing Drives. If Washington's offense is better than its ranks, this gets to 59 quickly.</w:t>
+        <w:t xml:space="preserve">USC's defense is the risk. It ranks 91st in Success Rate, 113th in Explosiveness allowed, 130th in Havoc and 119th in Finishing Drives on a 59.2 coverage grade and 50.7 tackling. If Washington's offense is better than its ranks, this reaches 59 quickly.</w:t>
       </w:r>
     </w:p>
     <w:p>
@@ -2337,23 +2417,19 @@
     <w:p>
       <w:pPr>
         <w:pStyle w:val="Heading2"/>
-        <w:spacing w:after="40"/>
-      </w:pPr>
-      <w:r>
-        <w:t xml:space="preserve">Under 56.0</w:t>
-      </w:r>
-    </w:p>
-    <w:p>
-      <w:pPr>
+        <w:spacing w:after="20"/>
+      </w:pPr>
+      <w:r>
+        <w:t xml:space="preserve">Miami Hurricanes @ Clemson Tigers</w:t>
+      </w:r>
+    </w:p>
+    <w:p>
+      <w:pPr>
+        <w:pStyle w:val="Heading3"/>
         <w:spacing w:after="200"/>
       </w:pPr>
       <w:r>
-        <w:rPr>
-          <w:color w:val="5A6270"/>
-          <w:sz w:val="21"/>
-          <w:szCs w:val="21"/>
-        </w:rPr>
-        <w:t xml:space="preserve">Marshall Thundering Herd @ James Madison Dukes</w:t>
+        <w:t xml:space="preserve">Over 47.5</w:t>
       </w:r>
     </w:p>
     <w:tbl>
@@ -2415,7 +2491,7 @@
                 <w:sz w:val="19"/>
                 <w:szCs w:val="19"/>
               </w:rPr>
-              <w:t xml:space="preserve">56.0 (the feed's consensus is 56.25)</w:t>
+              <w:t xml:space="preserve">47.5</w:t>
             </w:r>
           </w:p>
         </w:tc>
@@ -2463,7 +2539,7 @@
                 <w:sz w:val="19"/>
                 <w:szCs w:val="19"/>
               </w:rPr>
-              <w:t xml:space="preserve">53.7</w:t>
+              <w:t xml:space="preserve">57.5</w:t>
             </w:r>
           </w:p>
         </w:tc>
@@ -2511,7 +2587,7 @@
                 <w:sz w:val="19"/>
                 <w:szCs w:val="19"/>
               </w:rPr>
-              <w:t xml:space="preserve">-4.7</w:t>
+              <w:t xml:space="preserve">+6.2</w:t>
             </w:r>
           </w:p>
         </w:tc>
@@ -2559,16 +2635,160 @@
                 <w:sz w:val="19"/>
                 <w:szCs w:val="19"/>
               </w:rPr>
-              <w:t xml:space="preserve">56.5, half a point above the number</w:t>
-            </w:r>
-          </w:p>
-        </w:tc>
-      </w:tr>
-      <w:tr>
-        <w:tc>
-          <w:tcPr>
-            <w:tcW w:type="dxa" w:w="3830"/>
-            <w:shd w:fill="FFFFFF" w:val="clear"/>
+              <w:t xml:space="preserve">51.9, agreeing</w:t>
+            </w:r>
+          </w:p>
+        </w:tc>
+      </w:tr>
+      <w:tr>
+        <w:tc>
+          <w:tcPr>
+            <w:tcW w:type="dxa" w:w="3830"/>
+            <w:shd w:fill="FFFFFF" w:val="clear"/>
+            <w:tcMar>
+              <w:top w:type="dxa" w:w="60"/>
+              <w:left w:type="dxa" w:w="120"/>
+              <w:bottom w:type="dxa" w:w="60"/>
+              <w:right w:type="dxa" w:w="120"/>
+            </w:tcMar>
+          </w:tcPr>
+          <w:p>
+            <w:r>
+              <w:rPr>
+                <w:b w:val="false"/>
+                <w:bCs w:val="false"/>
+                <w:sz w:val="19"/>
+                <w:szCs w:val="19"/>
+              </w:rPr>
+              <w:t xml:space="preserve">Miami</w:t>
+            </w:r>
+          </w:p>
+        </w:tc>
+        <w:tc>
+          <w:tcPr>
+            <w:tcW w:type="dxa" w:w="6250"/>
+            <w:shd w:fill="FFFFFF" w:val="clear"/>
+            <w:tcMar>
+              <w:top w:type="dxa" w:w="60"/>
+              <w:left w:type="dxa" w:w="120"/>
+              <w:bottom w:type="dxa" w:w="60"/>
+              <w:right w:type="dxa" w:w="120"/>
+            </w:tcMar>
+          </w:tcPr>
+          <w:p>
+            <w:r>
+              <w:rPr>
+                <w:b/>
+                <w:bCs/>
+                <w:sz w:val="19"/>
+                <w:szCs w:val="19"/>
+              </w:rPr>
+              <w:t xml:space="preserve">4-0, 51.8 points a game, 3rd in Success Rate, 94.1 offensive grade</w:t>
+            </w:r>
+          </w:p>
+        </w:tc>
+      </w:tr>
+      <w:tr>
+        <w:tc>
+          <w:tcPr>
+            <w:tcW w:type="dxa" w:w="3830"/>
+            <w:shd w:fill="F4F5F7" w:val="clear"/>
+            <w:tcMar>
+              <w:top w:type="dxa" w:w="60"/>
+              <w:left w:type="dxa" w:w="120"/>
+              <w:bottom w:type="dxa" w:w="60"/>
+              <w:right w:type="dxa" w:w="120"/>
+            </w:tcMar>
+          </w:tcPr>
+          <w:p>
+            <w:r>
+              <w:rPr>
+                <w:b w:val="false"/>
+                <w:bCs w:val="false"/>
+                <w:sz w:val="19"/>
+                <w:szCs w:val="19"/>
+              </w:rPr>
+              <w:t xml:space="preserve">Clemson offense</w:t>
+            </w:r>
+          </w:p>
+        </w:tc>
+        <w:tc>
+          <w:tcPr>
+            <w:tcW w:type="dxa" w:w="6250"/>
+            <w:shd w:fill="F4F5F7" w:val="clear"/>
+            <w:tcMar>
+              <w:top w:type="dxa" w:w="60"/>
+              <w:left w:type="dxa" w:w="120"/>
+              <w:bottom w:type="dxa" w:w="60"/>
+              <w:right w:type="dxa" w:w="120"/>
+            </w:tcMar>
+          </w:tcPr>
+          <w:p>
+            <w:r>
+              <w:rPr>
+                <w:b/>
+                <w:bCs/>
+                <w:sz w:val="19"/>
+                <w:szCs w:val="19"/>
+              </w:rPr>
+              <w:t xml:space="preserve">132nd Success Rate, 117th Finishing Drives, 40.1 passing</w:t>
+            </w:r>
+          </w:p>
+        </w:tc>
+      </w:tr>
+      <w:tr>
+        <w:tc>
+          <w:tcPr>
+            <w:tcW w:type="dxa" w:w="3830"/>
+            <w:shd w:fill="FFFFFF" w:val="clear"/>
+            <w:tcMar>
+              <w:top w:type="dxa" w:w="60"/>
+              <w:left w:type="dxa" w:w="120"/>
+              <w:bottom w:type="dxa" w:w="60"/>
+              <w:right w:type="dxa" w:w="120"/>
+            </w:tcMar>
+          </w:tcPr>
+          <w:p>
+            <w:r>
+              <w:rPr>
+                <w:b w:val="false"/>
+                <w:bCs w:val="false"/>
+                <w:sz w:val="19"/>
+                <w:szCs w:val="19"/>
+              </w:rPr>
+              <w:t xml:space="preserve">Over records</w:t>
+            </w:r>
+          </w:p>
+        </w:tc>
+        <w:tc>
+          <w:tcPr>
+            <w:tcW w:type="dxa" w:w="6250"/>
+            <w:shd w:fill="FFFFFF" w:val="clear"/>
+            <w:tcMar>
+              <w:top w:type="dxa" w:w="60"/>
+              <w:left w:type="dxa" w:w="120"/>
+              <w:bottom w:type="dxa" w:w="60"/>
+              <w:right w:type="dxa" w:w="120"/>
+            </w:tcMar>
+          </w:tcPr>
+          <w:p>
+            <w:r>
+              <w:rPr>
+                <w:b/>
+                <w:bCs/>
+                <w:sz w:val="19"/>
+                <w:szCs w:val="19"/>
+              </w:rPr>
+              <w:t xml:space="preserve">Miami 3-1, Clemson 2-2</w:t>
+            </w:r>
+          </w:p>
+        </w:tc>
+      </w:tr>
+      <w:tr>
+        <w:tc>
+          <w:tcPr>
+            <w:tcW w:type="dxa" w:w="3830"/>
+            <w:shd w:fill="F4F5F7" w:val="clear"/>
             <w:tcMar>
               <w:top w:type="dxa" w:w="60"/>
               <w:left w:type="dxa" w:w="120"/>
@@ -2591,119 +2811,23 @@
         <w:tc>
           <w:tcPr>
             <w:tcW w:type="dxa" w:w="6250"/>
-            <w:shd w:fill="FFFFFF" w:val="clear"/>
-            <w:tcMar>
-              <w:top w:type="dxa" w:w="60"/>
-              <w:left w:type="dxa" w:w="120"/>
-              <w:bottom w:type="dxa" w:w="60"/>
-              <w:right w:type="dxa" w:w="120"/>
-            </w:tcMar>
-          </w:tcPr>
-          <w:p>
-            <w:r>
-              <w:rPr>
-                <w:b/>
-                <w:bCs/>
-                <w:sz w:val="19"/>
-                <w:szCs w:val="19"/>
-              </w:rPr>
-              <w:t xml:space="preserve">James Madison -19.0</w:t>
-            </w:r>
-          </w:p>
-        </w:tc>
-      </w:tr>
-      <w:tr>
-        <w:tc>
-          <w:tcPr>
-            <w:tcW w:type="dxa" w:w="3830"/>
-            <w:shd w:fill="F4F5F7" w:val="clear"/>
-            <w:tcMar>
-              <w:top w:type="dxa" w:w="60"/>
-              <w:left w:type="dxa" w:w="120"/>
-              <w:bottom w:type="dxa" w:w="60"/>
-              <w:right w:type="dxa" w:w="120"/>
-            </w:tcMar>
-          </w:tcPr>
-          <w:p>
-            <w:r>
-              <w:rPr>
-                <w:b w:val="false"/>
-                <w:bCs w:val="false"/>
-                <w:sz w:val="19"/>
-                <w:szCs w:val="19"/>
-              </w:rPr>
-              <w:t xml:space="preserve">James Madison</w:t>
-            </w:r>
-          </w:p>
-        </w:tc>
-        <w:tc>
-          <w:tcPr>
-            <w:tcW w:type="dxa" w:w="6250"/>
-            <w:shd w:fill="F4F5F7" w:val="clear"/>
-            <w:tcMar>
-              <w:top w:type="dxa" w:w="60"/>
-              <w:left w:type="dxa" w:w="120"/>
-              <w:bottom w:type="dxa" w:w="60"/>
-              <w:right w:type="dxa" w:w="120"/>
-            </w:tcMar>
-          </w:tcPr>
-          <w:p>
-            <w:r>
-              <w:rPr>
-                <w:b/>
-                <w:bCs/>
-                <w:sz w:val="19"/>
-                <w:szCs w:val="19"/>
-              </w:rPr>
-              <w:t xml:space="preserve">4-0, 4-0 ATS, 12.3 allowed a game, 1st in Success Rate defense</w:t>
-            </w:r>
-          </w:p>
-        </w:tc>
-      </w:tr>
-      <w:tr>
-        <w:tc>
-          <w:tcPr>
-            <w:tcW w:type="dxa" w:w="3830"/>
-            <w:shd w:fill="FFFFFF" w:val="clear"/>
-            <w:tcMar>
-              <w:top w:type="dxa" w:w="60"/>
-              <w:left w:type="dxa" w:w="120"/>
-              <w:bottom w:type="dxa" w:w="60"/>
-              <w:right w:type="dxa" w:w="120"/>
-            </w:tcMar>
-          </w:tcPr>
-          <w:p>
-            <w:r>
-              <w:rPr>
-                <w:b w:val="false"/>
-                <w:bCs w:val="false"/>
-                <w:sz w:val="19"/>
-                <w:szCs w:val="19"/>
-              </w:rPr>
-              <w:t xml:space="preserve">Marshall offense</w:t>
-            </w:r>
-          </w:p>
-        </w:tc>
-        <w:tc>
-          <w:tcPr>
-            <w:tcW w:type="dxa" w:w="6250"/>
-            <w:shd w:fill="FFFFFF" w:val="clear"/>
-            <w:tcMar>
-              <w:top w:type="dxa" w:w="60"/>
-              <w:left w:type="dxa" w:w="120"/>
-              <w:bottom w:type="dxa" w:w="60"/>
-              <w:right w:type="dxa" w:w="120"/>
-            </w:tcMar>
-          </w:tcPr>
-          <w:p>
-            <w:r>
-              <w:rPr>
-                <w:b/>
-                <w:bCs/>
-                <w:sz w:val="19"/>
-                <w:szCs w:val="19"/>
-              </w:rPr>
-              <w:t xml:space="preserve">94th Success Rate, tied 128th Finishing Drives, 23.5 points a game</w:t>
+            <w:shd w:fill="F4F5F7" w:val="clear"/>
+            <w:tcMar>
+              <w:top w:type="dxa" w:w="60"/>
+              <w:left w:type="dxa" w:w="120"/>
+              <w:bottom w:type="dxa" w:w="60"/>
+              <w:right w:type="dxa" w:w="120"/>
+            </w:tcMar>
+          </w:tcPr>
+          <w:p>
+            <w:r>
+              <w:rPr>
+                <w:b/>
+                <w:bCs/>
+                <w:sz w:val="19"/>
+                <w:szCs w:val="19"/>
+              </w:rPr>
+              <w:t xml:space="preserve">Miami -16.5</w:t>
             </w:r>
           </w:p>
         </w:tc>
@@ -2719,7 +2843,7 @@
         <w:spacing w:after="160" w:line="276"/>
       </w:pPr>
       <w:r>
-        <w:t xml:space="preserve">The feed's consensus number here is 56.25, which is not a number any single book posts, so the pick is written at Under 56.0 and will be graded there. The model is at 53.7 and the residual is -4.7. The points check lands at 56.5, half a point above the number, so it neither supports nor contradicts.</w:t>
+        <w:t xml:space="preserve">Book has 47.5, the model 57.5, residual +6.2, and the points check at 51.9. Both reads want the Over.</w:t>
       </w:r>
     </w:p>
     <w:p>
@@ -2727,7 +2851,7 @@
         <w:spacing w:after="160" w:line="276"/>
       </w:pPr>
       <w:r>
-        <w:t xml:space="preserve">James Madison's defense ranks 1st nationally in Success Rate and 18th in Finishing Drives, with a 90.3 run defense grade and an 85.4 defensive grade, and they have allowed 12.3 points a game across four. They are 4-0 and 4-0 against the spread.</w:t>
+        <w:t xml:space="preserve">Miami are scoring 51.8 a game. The offense ranks 3rd in Success Rate, 14th in Finishing Drives and 4th in Havoc allowed, on a 94.1 offensive grade, 93.9 passing and 88.0 receiving, and they have put up 207 points in four games while allowing 36.</w:t>
       </w:r>
     </w:p>
     <w:p>
@@ -2735,7 +2859,7 @@
         <w:spacing w:after="160" w:line="276"/>
       </w:pPr>
       <w:r>
-        <w:t xml:space="preserve">Marshall score 23.5 a game on an offense ranked 94th in Success Rate and tied 128th in Finishing Drives, with a 59.8 run block grade and a 48.9 tackling grade on the other side. Against the best efficiency defense in the country, 23.5 is the ceiling rather than the expectation.</w:t>
+        <w:t xml:space="preserve">Clemson are the drag. Despite a 3-1 record their offense ranks 132nd in Success Rate, 117th in Finishing Drives and 127th in Havoc allowed, with a 40.1 passing grade, and they score 21.0 a game. Their defense is better than that, 16th in Finishing Drives on an 88.5 coverage grade, but it ranks 84th in Success Rate, which is the relevant number against this opponent.</w:t>
       </w:r>
     </w:p>
     <w:p>
@@ -2743,7 +2867,7 @@
         <w:spacing w:after="160" w:line="276"/>
       </w:pPr>
       <w:r>
-        <w:t xml:space="preserve">The Over case is James Madison themselves, scoring 44.8 a game and playing 15th-fastest tempo nationally. A 19-point spread with a fast favorite can produce a 45-10 game that clears 56 on its own, and that is the way this loses. Both teams are 2-2 to the Over, so the records help neither side.</w:t>
+        <w:t xml:space="preserve">So the Over is a bet on one offense, not two. Miami at 16.5-point road favourites raises the blowout risk: 35-7 lands under. The counter is that Miami's own average clears 47.5 with a field goal from Clemson, and Clemson's 50.3 tackling grade is not the unit that slows a 94.1 offense.</w:t>
       </w:r>
     </w:p>
     <w:p>
@@ -2753,7 +2877,7 @@
       <w:r>
         <w:drawing>
           <wp:inline distT="0" distB="0" distL="0" distR="0">
-            <wp:extent cx="6400800" cy="5153025"/>
+            <wp:extent cx="6400800" cy="5048250"/>
             <wp:effectExtent t="0" r="0" b="0" l="0"/>
             <wp:docPr id="19" name="" descr="" title=""/>
             <wp:cNvGraphicFramePr>
@@ -2778,7 +2902,7 @@
                   <pic:spPr bwMode="auto">
                     <a:xfrm>
                       <a:off x="0" y="0"/>
-                      <a:ext cx="6400800" cy="5153025"/>
+                      <a:ext cx="6400800" cy="5048250"/>
                     </a:xfrm>
                     <a:prstGeom prst="rect">
                       <a:avLst/>
@@ -2813,7 +2937,7 @@
       <w:r>
         <w:drawing>
           <wp:inline distT="0" distB="0" distL="0" distR="0">
-            <wp:extent cx="6400800" cy="6953250"/>
+            <wp:extent cx="6400800" cy="6648450"/>
             <wp:effectExtent t="0" r="0" b="0" l="0"/>
             <wp:docPr id="20" name="" descr="" title=""/>
             <wp:cNvGraphicFramePr>
@@ -2838,7 +2962,7 @@
                   <pic:spPr bwMode="auto">
                     <a:xfrm>
                       <a:off x="0" y="0"/>
-                      <a:ext cx="6400800" cy="6953250"/>
+                      <a:ext cx="6400800" cy="6648450"/>
                     </a:xfrm>
                     <a:prstGeom prst="rect">
                       <a:avLst/>
@@ -3096,8 +3220,8 @@
       <w:b/>
       <w:bCs/>
       <w:color w:val="11161F"/>
-      <w:sz w:val="30"/>
-      <w:szCs w:val="30"/>
+      <w:sz w:val="28"/>
+      <w:szCs w:val="28"/>
     </w:rPr>
   </w:style>
   <w:style w:type="paragraph" w:styleId="Heading3">
@@ -3106,9 +3230,12 @@
     <w:next w:val="Normal"/>
     <w:qFormat/>
     <w:rPr>
-      <w:color w:val="1F4D78"/>
-      <w:sz w:val="24"/>
-      <w:szCs w:val="24"/>
+      <w:rFonts w:ascii="Calibri" w:cs="Calibri" w:eastAsia="Calibri" w:hAnsi="Calibri"/>
+      <w:b/>
+      <w:bCs/>
+      <w:color w:val="1B4D8F"/>
+      <w:sz w:val="32"/>
+      <w:szCs w:val="32"/>
     </w:rPr>
   </w:style>
   <w:style w:type="paragraph" w:styleId="Heading4">

--- a/articles/Week5_Totals.docx
+++ b/articles/Week5_Totals.docx
@@ -71,7 +71,7 @@
         <w:spacing w:after="160" w:line="276"/>
       </w:pPr>
       <w:r>
-        <w:t xml:space="preserve">The method’s limits, plainly. A -0.66 correlation across 49 games is a real structural feature rather than noise, but the residual has never been validated against results. Totals are 6-6-2 and -0.60 units on the season, the least bad of the three categories, which is not the same as an edge. On sample size, stated once: 44 graded picks is far too few to establish or refute an edge. Separating a genuine 55% win rate from breakeven at -110 takes roughly 1,400 bets. Read what follows as positions with their reasoning and their risks written down, not as a demonstrated advantage.</w:t>
+        <w:t xml:space="preserve">The case for these five is agreement, and it is unusually broad this week. All five have the residual and the points-based expectation leaning the same way. Four of the five also have the two teams’ own over/under records agreeing, two of them emphatically: Eastern Michigan and UMass are a combined 2-7 to the Over, California and UNLV 1-7. Tempo supports two more at the extremes, with UMass the slowest team in the country and Stanford and Wake Forest both inside the fastest 35. These are the games where several measures that share no method describe the same afternoon.</w:t>
       </w:r>
     </w:p>
     <w:p>
